--- a/docs/report/实验报告.docx
+++ b/docs/report/实验报告.docx
@@ -8522,8 +8522,8 @@
           <w:lang w:eastAsia="zh-CN"/>
         </w:rPr>
       </w:pPr>
-      <w:bookmarkStart w:id="10" w:name="_Toc29637"/>
-      <w:bookmarkStart w:id="11" w:name="_Toc16265"/>
+      <w:bookmarkStart w:id="10" w:name="_Toc16265"/>
+      <w:bookmarkStart w:id="11" w:name="_Toc29637"/>
       <w:r>
         <w:rPr>
           <w:rFonts w:hint="eastAsia"/>
@@ -8594,8 +8594,8 @@
           <w:lang w:eastAsia="zh-CN"/>
         </w:rPr>
       </w:pPr>
-      <w:bookmarkStart w:id="12" w:name="_Toc3811"/>
-      <w:bookmarkStart w:id="13" w:name="_Toc16155"/>
+      <w:bookmarkStart w:id="12" w:name="_Toc16155"/>
+      <w:bookmarkStart w:id="13" w:name="_Toc3811"/>
       <w:r>
         <w:rPr>
           <w:rFonts w:hint="eastAsia"/>
@@ -8663,8 +8663,8 @@
           <w:sz w:val="24"/>
         </w:rPr>
       </w:pPr>
-      <w:bookmarkStart w:id="14" w:name="_Toc2826"/>
-      <w:bookmarkStart w:id="15" w:name="_Toc23124"/>
+      <w:bookmarkStart w:id="14" w:name="_Toc23124"/>
+      <w:bookmarkStart w:id="15" w:name="_Toc2826"/>
       <w:r>
         <w:rPr>
           <w:rFonts w:hint="eastAsia"/>
@@ -11067,8 +11067,8 @@
           <w:lang w:val="en-US" w:eastAsia="zh-CN"/>
         </w:rPr>
       </w:pPr>
-      <w:bookmarkStart w:id="20" w:name="_Toc15917"/>
-      <w:bookmarkStart w:id="21" w:name="_Toc1354"/>
+      <w:bookmarkStart w:id="20" w:name="_Toc1354"/>
+      <w:bookmarkStart w:id="21" w:name="_Toc15917"/>
       <w:r>
         <w:rPr>
           <w:rFonts w:ascii="宋体" w:hAnsi="宋体" w:eastAsia="宋体"/>
@@ -12244,6 +12244,12 @@
             <w:insideH w:val="single" w:color="auto" w:sz="4" w:space="0"/>
             <w:insideV w:val="single" w:color="auto" w:sz="4" w:space="0"/>
           </w:tblBorders>
+          <w:tblCellMar>
+            <w:top w:w="0" w:type="dxa"/>
+            <w:left w:w="108" w:type="dxa"/>
+            <w:bottom w:w="0" w:type="dxa"/>
+            <w:right w:w="108" w:type="dxa"/>
+          </w:tblCellMar>
         </w:tblPrEx>
         <w:tc>
           <w:tcPr>
@@ -25807,8 +25813,6 @@
         </w:rPr>
         <w:t>测试用例1：本地应答测试</w:t>
       </w:r>
-      <w:bookmarkStart w:id="53" w:name="_GoBack"/>
-      <w:bookmarkEnd w:id="53"/>
     </w:p>
     <w:p>
       <w:pPr>
@@ -28235,6 +28239,8 @@
         </w:rPr>
         <w:t>测试步骤：</w:t>
       </w:r>
+      <w:bookmarkStart w:id="53" w:name="_GoBack"/>
+      <w:bookmarkEnd w:id="53"/>
     </w:p>
     <w:p>
       <w:pPr>
@@ -28265,37 +28271,49 @@
     <w:p>
       <w:pPr>
         <w:spacing w:after="40"/>
-      </w:pPr>
-      <w:r>
-        <w:rPr>
-          <w:rFonts w:ascii="Consolas" w:hAnsi="Consolas" w:eastAsia="Consolas"/>
+        <w:rPr>
+          <w:rFonts w:hint="eastAsia" w:ascii="Consolas" w:hAnsi="Consolas" w:eastAsia="Consolas"/>
           <w:sz w:val="21"/>
         </w:rPr>
-        <w:t>nslookup domain1.example.com 127.0.0.1</w:t>
+      </w:pPr>
+      <w:r>
+        <w:rPr>
+          <w:rFonts w:hint="eastAsia" w:ascii="Consolas" w:hAnsi="Consolas" w:eastAsia="Consolas"/>
+          <w:sz w:val="21"/>
+        </w:rPr>
+        <w:t>nslookup www.baidu.com 127.0.0.1</w:t>
       </w:r>
     </w:p>
     <w:p>
       <w:pPr>
         <w:spacing w:after="40"/>
-      </w:pPr>
-      <w:r>
-        <w:rPr>
-          <w:rFonts w:ascii="Consolas" w:hAnsi="Consolas" w:eastAsia="Consolas"/>
+        <w:rPr>
+          <w:rFonts w:hint="eastAsia" w:ascii="Consolas" w:hAnsi="Consolas" w:eastAsia="Consolas"/>
           <w:sz w:val="21"/>
         </w:rPr>
-        <w:t>nslookup domain2.example.com 127.0.0.1</w:t>
+      </w:pPr>
+      <w:r>
+        <w:rPr>
+          <w:rFonts w:hint="eastAsia" w:ascii="Consolas" w:hAnsi="Consolas" w:eastAsia="Consolas"/>
+          <w:sz w:val="21"/>
+        </w:rPr>
+        <w:t>nslookup www.163.com 127.0.0.1</w:t>
       </w:r>
     </w:p>
     <w:p>
       <w:pPr>
         <w:spacing w:after="40"/>
-      </w:pPr>
-      <w:r>
-        <w:rPr>
-          <w:rFonts w:ascii="Consolas" w:hAnsi="Consolas" w:eastAsia="Consolas"/>
+        <w:rPr>
+          <w:rFonts w:hint="eastAsia" w:ascii="Consolas" w:hAnsi="Consolas" w:eastAsia="Consolas"/>
           <w:sz w:val="21"/>
         </w:rPr>
-        <w:t>nslookup domain3.example.com 127.0.0.1</w:t>
+      </w:pPr>
+      <w:r>
+        <w:rPr>
+          <w:rFonts w:hint="eastAsia" w:ascii="Consolas" w:hAnsi="Consolas" w:eastAsia="Consolas"/>
+          <w:sz w:val="21"/>
+        </w:rPr>
+        <w:t>nslookup www.qq.com 127.0.0.1</w:t>
       </w:r>
     </w:p>
     <w:p>
@@ -28344,9 +28362,9 @@
       <w:r>
         <w:drawing>
           <wp:inline distT="0" distB="0" distL="114300" distR="114300">
-            <wp:extent cx="5276215" cy="1565910"/>
-            <wp:effectExtent l="0" t="0" r="635" b="5715"/>
-            <wp:docPr id="23" name="图片 7"/>
+            <wp:extent cx="5271770" cy="1355090"/>
+            <wp:effectExtent l="0" t="0" r="5080" b="6985"/>
+            <wp:docPr id="14" name="图片 1"/>
             <wp:cNvGraphicFramePr>
               <a:graphicFrameLocks xmlns:a="http://schemas.openxmlformats.org/drawingml/2006/main" noChangeAspect="1"/>
             </wp:cNvGraphicFramePr>
@@ -28354,7 +28372,7 @@
               <a:graphicData uri="http://schemas.openxmlformats.org/drawingml/2006/picture">
                 <pic:pic xmlns:pic="http://schemas.openxmlformats.org/drawingml/2006/picture">
                   <pic:nvPicPr>
-                    <pic:cNvPr id="23" name="图片 7"/>
+                    <pic:cNvPr id="14" name="图片 1"/>
                     <pic:cNvPicPr>
                       <a:picLocks noChangeAspect="1"/>
                     </pic:cNvPicPr>
@@ -28368,7 +28386,7 @@
                   <pic:spPr>
                     <a:xfrm>
                       <a:off x="0" y="0"/>
-                      <a:ext cx="5276215" cy="1565910"/>
+                      <a:ext cx="5271770" cy="1355090"/>
                     </a:xfrm>
                     <a:prstGeom prst="rect">
                       <a:avLst/>

--- a/docs/report/实验报告.docx
+++ b/docs/report/实验报告.docx
@@ -2209,6 +2209,8 @@
             <w:ind w:left="0" w:leftChars="0" w:right="0" w:rightChars="0" w:firstLine="0" w:firstLineChars="0"/>
             <w:jc w:val="center"/>
           </w:pPr>
+          <w:bookmarkStart w:id="53" w:name="_GoBack"/>
+          <w:bookmarkEnd w:id="53"/>
         </w:p>
         <w:p>
           <w:pPr>
@@ -4259,7 +4261,7 @@
             <w:fldChar w:fldCharType="separate"/>
           </w:r>
           <w:r>
-            <w:t>38</w:t>
+            <w:t>39</w:t>
           </w:r>
           <w:r>
             <w:fldChar w:fldCharType="end"/>
@@ -4323,7 +4325,7 @@
             <w:fldChar w:fldCharType="separate"/>
           </w:r>
           <w:r>
-            <w:t>41</w:t>
+            <w:t>42</w:t>
           </w:r>
           <w:r>
             <w:fldChar w:fldCharType="end"/>
@@ -5600,12 +5602,6 @@
             <w:insideH w:val="single" w:color="auto" w:sz="4" w:space="0"/>
             <w:insideV w:val="single" w:color="auto" w:sz="4" w:space="0"/>
           </w:tblBorders>
-          <w:tblCellMar>
-            <w:top w:w="0" w:type="dxa"/>
-            <w:left w:w="108" w:type="dxa"/>
-            <w:bottom w:w="0" w:type="dxa"/>
-            <w:right w:w="108" w:type="dxa"/>
-          </w:tblCellMar>
         </w:tblPrEx>
         <w:tc>
           <w:tcPr>
@@ -8519,11 +8515,11 @@
         <w:rPr>
           <w:rFonts w:hint="eastAsia"/>
           <w:sz w:val="24"/>
-          <w:lang w:eastAsia="zh-CN"/>
-        </w:rPr>
-      </w:pPr>
-      <w:bookmarkStart w:id="10" w:name="_Toc16265"/>
-      <w:bookmarkStart w:id="11" w:name="_Toc29637"/>
+          <w:lang w:val="en-US" w:eastAsia="zh-CN"/>
+        </w:rPr>
+      </w:pPr>
+      <w:bookmarkStart w:id="10" w:name="_Toc29637"/>
+      <w:bookmarkStart w:id="11" w:name="_Toc16265"/>
       <w:r>
         <w:rPr>
           <w:rFonts w:hint="eastAsia"/>
@@ -8582,6 +8578,14 @@
       </w:r>
       <w:bookmarkEnd w:id="10"/>
       <w:bookmarkEnd w:id="11"/>
+      <w:r>
+        <w:rPr>
+          <w:rFonts w:hint="eastAsia"/>
+          <w:sz w:val="24"/>
+          <w:lang w:eastAsia="zh-CN"/>
+        </w:rPr>
+        <w:t>。</w:t>
+      </w:r>
     </w:p>
     <w:p>
       <w:pPr>
@@ -8589,13 +8593,33 @@
         <w:ind w:firstLine="480" w:firstLineChars="200"/>
         <w:outlineLvl w:val="1"/>
         <w:rPr>
+          <w:rFonts w:hint="default"/>
+          <w:sz w:val="24"/>
+          <w:lang w:val="en-US" w:eastAsia="zh-CN"/>
+        </w:rPr>
+      </w:pPr>
+      <w:r>
+        <w:rPr>
+          <w:rFonts w:hint="default"/>
+          <w:sz w:val="24"/>
+          <w:lang w:val="en-US" w:eastAsia="zh-CN"/>
+        </w:rPr>
+        <w:t>层次划分上，系统采用四层分层架构：基础设施层（infra）→ DNS 核心层（dns）→ 服务层（server）→ 用户接口层（main.c）。上层持有下层数据结构并调用下层 API，下层不感知上层存在，依赖关系单向向下。</w:t>
+      </w:r>
+    </w:p>
+    <w:p>
+      <w:pPr>
+        <w:spacing w:before="240" w:after="160"/>
+        <w:ind w:firstLine="480" w:firstLineChars="200"/>
+        <w:outlineLvl w:val="1"/>
+        <w:rPr>
           <w:rFonts w:hint="eastAsia"/>
           <w:sz w:val="24"/>
           <w:lang w:eastAsia="zh-CN"/>
         </w:rPr>
       </w:pPr>
-      <w:bookmarkStart w:id="12" w:name="_Toc16155"/>
-      <w:bookmarkStart w:id="13" w:name="_Toc3811"/>
+      <w:bookmarkStart w:id="12" w:name="_Toc3811"/>
+      <w:bookmarkStart w:id="13" w:name="_Toc16155"/>
       <w:r>
         <w:rPr>
           <w:rFonts w:hint="eastAsia"/>
@@ -9455,7 +9479,7 @@
           <w:rFonts w:ascii="宋体" w:hAnsi="宋体" w:eastAsia="宋体"/>
           <w:sz w:val="24"/>
         </w:rPr>
-        <w:t>功能：对POSIX socke系统调用的薄封装层。创建IPv6双栈socket，通过IN6_IS_ADDR_V4MAPPED识别IPv4映射地址。</w:t>
+        <w:t>功能：对POSIX socke系统调用的封装层。创建IPv6双栈socket，通过IN6_IS_ADDR_V4MAPPED识别IPv4映射地址。</w:t>
       </w:r>
     </w:p>
     <w:p>
@@ -9609,23 +9633,14 @@
       <w:pPr>
         <w:spacing w:after="80" w:line="440" w:lineRule="exact"/>
         <w:ind w:firstLine="420"/>
+      </w:pPr>
+      <w:r>
         <w:rPr>
           <w:rFonts w:ascii="宋体" w:hAnsi="宋体" w:eastAsia="宋体"/>
           <w:sz w:val="24"/>
         </w:rPr>
-      </w:pPr>
-      <w:r>
-        <w:rPr>
-          <w:rFonts w:ascii="宋体" w:hAnsi="宋体" w:eastAsia="宋体"/>
-          <w:sz w:val="24"/>
-        </w:rPr>
         <w:t>数据模型：</w:t>
       </w:r>
-    </w:p>
-    <w:p>
-      <w:pPr>
-        <w:spacing w:after="40"/>
-      </w:pPr>
     </w:p>
     <w:p>
       <w:pPr>
@@ -10905,11 +10920,6 @@
         </w:rPr>
         <w:t>session_factory)</w:t>
       </w:r>
-    </w:p>
-    <w:p>
-      <w:pPr>
-        <w:spacing w:after="40"/>
-      </w:pPr>
     </w:p>
     <w:p>
       <w:pPr>
@@ -16496,7 +16506,7 @@
           <w:color w:val="333333"/>
           <w:sz w:val="17"/>
         </w:rPr>
-        <w:t xml:space="preserve">        do_log(TRACE,"set sleep timeout %ld",next_timeout);</w:t>
+        <w:t xml:space="preserve">        do_log(TRACE,"sleep with timeout %ld",next_timeout);</w:t>
       </w:r>
     </w:p>
     <w:p>
@@ -17261,8 +17271,8 @@
           <w:lang w:eastAsia="zh-CN"/>
         </w:rPr>
       </w:pPr>
-      <w:bookmarkStart w:id="29" w:name="_Toc17741"/>
-      <w:bookmarkStart w:id="30" w:name="_Toc31423"/>
+      <w:bookmarkStart w:id="29" w:name="_Toc31423"/>
+      <w:bookmarkStart w:id="30" w:name="_Toc17741"/>
       <w:r>
         <w:rPr>
           <w:rFonts w:hint="eastAsia" w:eastAsia="黑体"/>
@@ -23886,8 +23896,8 @@
           <w:lang w:eastAsia="zh-CN"/>
         </w:rPr>
       </w:pPr>
-      <w:bookmarkStart w:id="34" w:name="_Toc32740"/>
-      <w:bookmarkStart w:id="35" w:name="_Toc23201"/>
+      <w:bookmarkStart w:id="34" w:name="_Toc23201"/>
+      <w:bookmarkStart w:id="35" w:name="_Toc32740"/>
       <w:r>
         <w:rPr>
           <w:rFonts w:ascii="宋体" w:hAnsi="宋体" w:eastAsia="宋体"/>
@@ -24026,7 +24036,25 @@
           <w:szCs w:val="22"/>
           <w:lang w:val="en-US" w:eastAsia="zh-CN" w:bidi="ar-SA"/>
         </w:rPr>
-        <w:t>会话超时管理采用懒删除堆（最小堆+标记数组），而非直接删除，原因如下：</w:t>
+        <w:t>会话超时管理采用懒删除堆（最小堆+标记</w:t>
+      </w:r>
+      <w:r>
+        <w:rPr>
+          <w:rFonts w:hint="eastAsia" w:cstheme="minorBidi"/>
+          <w:sz w:val="24"/>
+          <w:szCs w:val="22"/>
+          <w:lang w:val="en-US" w:eastAsia="zh-CN" w:bidi="ar-SA"/>
+        </w:rPr>
+        <w:t>哈希表</w:t>
+      </w:r>
+      <w:r>
+        <w:rPr>
+          <w:rFonts w:hint="default" w:ascii="宋体" w:hAnsi="宋体" w:eastAsia="宋体" w:cstheme="minorBidi"/>
+          <w:sz w:val="24"/>
+          <w:szCs w:val="22"/>
+          <w:lang w:val="en-US" w:eastAsia="zh-CN" w:bidi="ar-SA"/>
+        </w:rPr>
+        <w:t>），而非直接删除，原因如下：</w:t>
       </w:r>
     </w:p>
     <w:p>
@@ -26438,34 +26466,18 @@
         <w:spacing w:after="80" w:line="440" w:lineRule="exact"/>
         <w:ind w:firstLine="420"/>
         <w:rPr>
-          <w:rFonts w:hint="eastAsia" w:ascii="宋体" w:hAnsi="宋体" w:eastAsia="宋体"/>
-          <w:sz w:val="24"/>
-          <w:lang w:eastAsia="zh-CN"/>
+          <w:rFonts w:hint="default" w:ascii="宋体" w:hAnsi="宋体" w:eastAsia="宋体"/>
+          <w:sz w:val="24"/>
+          <w:lang w:val="en-US" w:eastAsia="zh-CN"/>
         </w:rPr>
       </w:pPr>
       <w:r>
         <w:rPr>
           <w:rFonts w:hint="eastAsia"/>
           <w:sz w:val="24"/>
-          <w:lang w:eastAsia="zh-CN"/>
-        </w:rPr>
-        <w:t>（</w:t>
-      </w:r>
-      <w:r>
-        <w:rPr>
-          <w:rFonts w:hint="eastAsia"/>
-          <w:sz w:val="24"/>
           <w:lang w:val="en-US" w:eastAsia="zh-CN"/>
         </w:rPr>
-        <w:t>type=AAAA情况与type=A类似，省略</w:t>
-      </w:r>
-      <w:r>
-        <w:rPr>
-          <w:rFonts w:hint="eastAsia"/>
-          <w:sz w:val="24"/>
-          <w:lang w:eastAsia="zh-CN"/>
-        </w:rPr>
-        <w:t>）</w:t>
+        <w:t>type=AAAA情况与type=A类似。</w:t>
       </w:r>
     </w:p>
     <w:p>
@@ -27088,16 +27100,11 @@
         </w:rPr>
       </w:pPr>
       <w:r>
-        <w:rPr>
-          <w:rFonts w:hint="eastAsia" w:ascii="宋体" w:hAnsi="宋体" w:eastAsia="宋体"/>
-          <w:sz w:val="24"/>
-          <w:lang w:eastAsia="zh-CN"/>
-        </w:rPr>
         <w:drawing>
           <wp:inline distT="0" distB="0" distL="114300" distR="114300">
-            <wp:extent cx="5275580" cy="2643505"/>
-            <wp:effectExtent l="0" t="0" r="1270" b="4445"/>
-            <wp:docPr id="15" name="图片 15" descr="image11"/>
+            <wp:extent cx="5273675" cy="2999105"/>
+            <wp:effectExtent l="0" t="0" r="3175" b="1270"/>
+            <wp:docPr id="15" name="图片 1"/>
             <wp:cNvGraphicFramePr>
               <a:graphicFrameLocks xmlns:a="http://schemas.openxmlformats.org/drawingml/2006/main" noChangeAspect="1"/>
             </wp:cNvGraphicFramePr>
@@ -27105,7 +27112,7 @@
               <a:graphicData uri="http://schemas.openxmlformats.org/drawingml/2006/picture">
                 <pic:pic xmlns:pic="http://schemas.openxmlformats.org/drawingml/2006/picture">
                   <pic:nvPicPr>
-                    <pic:cNvPr id="15" name="图片 15" descr="image11"/>
+                    <pic:cNvPr id="15" name="图片 1"/>
                     <pic:cNvPicPr>
                       <a:picLocks noChangeAspect="1"/>
                     </pic:cNvPicPr>
@@ -27119,11 +27126,15 @@
                   <pic:spPr>
                     <a:xfrm>
                       <a:off x="0" y="0"/>
-                      <a:ext cx="5275580" cy="2643505"/>
+                      <a:ext cx="5273675" cy="2999105"/>
                     </a:xfrm>
                     <a:prstGeom prst="rect">
                       <a:avLst/>
                     </a:prstGeom>
+                    <a:noFill/>
+                    <a:ln>
+                      <a:noFill/>
+                    </a:ln>
                   </pic:spPr>
                 </pic:pic>
               </a:graphicData>
@@ -27155,58 +27166,301 @@
       <w:pPr>
         <w:spacing w:after="80" w:line="440" w:lineRule="exact"/>
         <w:ind w:firstLine="420"/>
-      </w:pPr>
-      <w:r>
         <w:rPr>
           <w:rFonts w:ascii="宋体" w:hAnsi="宋体" w:eastAsia="宋体"/>
           <w:sz w:val="24"/>
         </w:rPr>
+      </w:pPr>
+      <w:r>
+        <w:rPr>
+          <w:rFonts w:ascii="宋体" w:hAnsi="宋体" w:eastAsia="宋体"/>
+          <w:sz w:val="24"/>
+        </w:rPr>
         <w:t>第一次查询：服务器转发请求到上游（cache miss），收到响应后将RR写入缓存。</w:t>
+      </w:r>
+    </w:p>
+    <w:p>
+      <w:pPr>
+        <w:spacing w:after="0" w:line="240" w:lineRule="auto"/>
+        <w:ind w:firstLine="0"/>
+        <w:rPr>
+          <w:rFonts w:ascii="宋体" w:hAnsi="宋体" w:eastAsia="宋体"/>
+          <w:sz w:val="24"/>
+        </w:rPr>
+      </w:pPr>
+      <w:r>
+        <w:drawing>
+          <wp:inline distT="0" distB="0" distL="114300" distR="114300">
+            <wp:extent cx="5272405" cy="708025"/>
+            <wp:effectExtent l="0" t="0" r="4445" b="6350"/>
+            <wp:docPr id="23" name="图片 2"/>
+            <wp:cNvGraphicFramePr>
+              <a:graphicFrameLocks xmlns:a="http://schemas.openxmlformats.org/drawingml/2006/main" noChangeAspect="1"/>
+            </wp:cNvGraphicFramePr>
+            <a:graphic xmlns:a="http://schemas.openxmlformats.org/drawingml/2006/main">
+              <a:graphicData uri="http://schemas.openxmlformats.org/drawingml/2006/picture">
+                <pic:pic xmlns:pic="http://schemas.openxmlformats.org/drawingml/2006/picture">
+                  <pic:nvPicPr>
+                    <pic:cNvPr id="23" name="图片 2"/>
+                    <pic:cNvPicPr>
+                      <a:picLocks noChangeAspect="1"/>
+                    </pic:cNvPicPr>
+                  </pic:nvPicPr>
+                  <pic:blipFill>
+                    <a:blip r:embed="rId24"/>
+                    <a:stretch>
+                      <a:fillRect/>
+                    </a:stretch>
+                  </pic:blipFill>
+                  <pic:spPr>
+                    <a:xfrm>
+                      <a:off x="0" y="0"/>
+                      <a:ext cx="5272405" cy="708025"/>
+                    </a:xfrm>
+                    <a:prstGeom prst="rect">
+                      <a:avLst/>
+                    </a:prstGeom>
+                    <a:noFill/>
+                    <a:ln>
+                      <a:noFill/>
+                    </a:ln>
+                  </pic:spPr>
+                </pic:pic>
+              </a:graphicData>
+            </a:graphic>
+          </wp:inline>
+        </w:drawing>
       </w:r>
     </w:p>
     <w:p>
       <w:pPr>
         <w:spacing w:after="80" w:line="440" w:lineRule="exact"/>
         <w:ind w:firstLine="420"/>
-      </w:pPr>
-      <w:r>
         <w:rPr>
           <w:rFonts w:ascii="宋体" w:hAnsi="宋体" w:eastAsia="宋体"/>
           <w:sz w:val="24"/>
         </w:rPr>
+      </w:pPr>
+      <w:r>
+        <w:rPr>
+          <w:rFonts w:ascii="宋体" w:hAnsi="宋体" w:eastAsia="宋体"/>
+          <w:sz w:val="24"/>
+        </w:rPr>
         <w:t>第二次查询（+7秒）：服务器直接从缓存返回响应（cache hit），无session创建、无上游转发。</w:t>
+      </w:r>
+    </w:p>
+    <w:p>
+      <w:pPr>
+        <w:spacing w:after="0" w:line="240" w:lineRule="auto"/>
+        <w:ind w:firstLine="0"/>
+        <w:rPr>
+          <w:rFonts w:ascii="宋体" w:hAnsi="宋体" w:eastAsia="宋体"/>
+          <w:sz w:val="24"/>
+        </w:rPr>
+      </w:pPr>
+      <w:r>
+        <w:drawing>
+          <wp:inline distT="0" distB="0" distL="114300" distR="114300">
+            <wp:extent cx="5274945" cy="1243965"/>
+            <wp:effectExtent l="0" t="0" r="1905" b="3810"/>
+            <wp:docPr id="34" name="图片 3"/>
+            <wp:cNvGraphicFramePr>
+              <a:graphicFrameLocks xmlns:a="http://schemas.openxmlformats.org/drawingml/2006/main" noChangeAspect="1"/>
+            </wp:cNvGraphicFramePr>
+            <a:graphic xmlns:a="http://schemas.openxmlformats.org/drawingml/2006/main">
+              <a:graphicData uri="http://schemas.openxmlformats.org/drawingml/2006/picture">
+                <pic:pic xmlns:pic="http://schemas.openxmlformats.org/drawingml/2006/picture">
+                  <pic:nvPicPr>
+                    <pic:cNvPr id="34" name="图片 3"/>
+                    <pic:cNvPicPr>
+                      <a:picLocks noChangeAspect="1"/>
+                    </pic:cNvPicPr>
+                  </pic:nvPicPr>
+                  <pic:blipFill>
+                    <a:blip r:embed="rId25"/>
+                    <a:stretch>
+                      <a:fillRect/>
+                    </a:stretch>
+                  </pic:blipFill>
+                  <pic:spPr>
+                    <a:xfrm>
+                      <a:off x="0" y="0"/>
+                      <a:ext cx="5274945" cy="1243965"/>
+                    </a:xfrm>
+                    <a:prstGeom prst="rect">
+                      <a:avLst/>
+                    </a:prstGeom>
+                    <a:noFill/>
+                    <a:ln>
+                      <a:noFill/>
+                    </a:ln>
+                  </pic:spPr>
+                </pic:pic>
+              </a:graphicData>
+            </a:graphic>
+          </wp:inline>
+        </w:drawing>
       </w:r>
     </w:p>
     <w:p>
       <w:pPr>
         <w:spacing w:after="80" w:line="440" w:lineRule="exact"/>
         <w:ind w:firstLine="420"/>
-      </w:pPr>
-      <w:r>
         <w:rPr>
           <w:rFonts w:ascii="宋体" w:hAnsi="宋体" w:eastAsia="宋体"/>
           <w:sz w:val="24"/>
         </w:rPr>
+      </w:pPr>
+      <w:r>
+        <w:rPr>
+          <w:rFonts w:ascii="宋体" w:hAnsi="宋体" w:eastAsia="宋体"/>
+          <w:sz w:val="24"/>
+        </w:rPr>
         <w:t>等待期间：后台守护线程每4秒执行一次cache ttl checked，检测缓存条目是否过期。</w:t>
+      </w:r>
+    </w:p>
+    <w:p>
+      <w:pPr>
+        <w:spacing w:after="0" w:line="240" w:lineRule="auto"/>
+        <w:ind w:firstLine="0"/>
+        <w:rPr>
+          <w:rFonts w:ascii="宋体" w:hAnsi="宋体" w:eastAsia="宋体"/>
+          <w:sz w:val="24"/>
+        </w:rPr>
+      </w:pPr>
+      <w:r>
+        <w:drawing>
+          <wp:inline distT="0" distB="0" distL="114300" distR="114300">
+            <wp:extent cx="3257550" cy="962025"/>
+            <wp:effectExtent l="0" t="0" r="0" b="0"/>
+            <wp:docPr id="35" name="图片 4"/>
+            <wp:cNvGraphicFramePr>
+              <a:graphicFrameLocks xmlns:a="http://schemas.openxmlformats.org/drawingml/2006/main" noChangeAspect="1"/>
+            </wp:cNvGraphicFramePr>
+            <a:graphic xmlns:a="http://schemas.openxmlformats.org/drawingml/2006/main">
+              <a:graphicData uri="http://schemas.openxmlformats.org/drawingml/2006/picture">
+                <pic:pic xmlns:pic="http://schemas.openxmlformats.org/drawingml/2006/picture">
+                  <pic:nvPicPr>
+                    <pic:cNvPr id="35" name="图片 4"/>
+                    <pic:cNvPicPr>
+                      <a:picLocks noChangeAspect="1"/>
+                    </pic:cNvPicPr>
+                  </pic:nvPicPr>
+                  <pic:blipFill>
+                    <a:blip r:embed="rId26"/>
+                    <a:stretch>
+                      <a:fillRect/>
+                    </a:stretch>
+                  </pic:blipFill>
+                  <pic:spPr>
+                    <a:xfrm>
+                      <a:off x="0" y="0"/>
+                      <a:ext cx="3257550" cy="962025"/>
+                    </a:xfrm>
+                    <a:prstGeom prst="rect">
+                      <a:avLst/>
+                    </a:prstGeom>
+                    <a:noFill/>
+                    <a:ln>
+                      <a:noFill/>
+                    </a:ln>
+                  </pic:spPr>
+                </pic:pic>
+              </a:graphicData>
+            </a:graphic>
+          </wp:inline>
+        </w:drawing>
       </w:r>
     </w:p>
     <w:p>
       <w:pPr>
         <w:spacing w:after="80" w:line="440" w:lineRule="exact"/>
         <w:ind w:firstLine="420"/>
-      </w:pPr>
-      <w:r>
         <w:rPr>
           <w:rFonts w:ascii="宋体" w:hAnsi="宋体" w:eastAsia="宋体"/>
           <w:sz w:val="24"/>
         </w:rPr>
-        <w:t>第三次查询（+374秒）：缓存条目已过期被清理，服务器重新转发至上游（cache miss），获取新的RR并写入缓存，TTL重新计时为300秒。</w:t>
-      </w:r>
+      </w:pPr>
+      <w:r>
+        <w:rPr>
+          <w:rFonts w:ascii="宋体" w:hAnsi="宋体" w:eastAsia="宋体"/>
+          <w:sz w:val="24"/>
+        </w:rPr>
+        <w:t>第三次查询（</w:t>
+      </w:r>
+      <w:r>
+        <w:rPr>
+          <w:rFonts w:hint="eastAsia"/>
+          <w:sz w:val="24"/>
+          <w:lang w:val="en-US" w:eastAsia="zh-CN"/>
+        </w:rPr>
+        <w:t>+513</w:t>
+      </w:r>
+      <w:r>
+        <w:rPr>
+          <w:rFonts w:ascii="宋体" w:hAnsi="宋体" w:eastAsia="宋体"/>
+          <w:sz w:val="24"/>
+        </w:rPr>
+        <w:t>秒）：缓存条目已过期被清理，服务器重新转发至上游（cache miss），获取新的RR并写入缓存，TTL重新计时为300秒。</w:t>
+      </w:r>
+    </w:p>
+    <w:p>
+      <w:pPr>
+        <w:spacing w:after="80" w:line="440" w:lineRule="exact"/>
+        <w:ind w:firstLine="420"/>
+        <w:rPr>
+          <w:rFonts w:ascii="宋体" w:hAnsi="宋体" w:eastAsia="宋体"/>
+          <w:sz w:val="24"/>
+        </w:rPr>
+      </w:pPr>
     </w:p>
     <w:p>
       <w:pPr>
         <w:spacing w:after="80"/>
       </w:pPr>
+      <w:r>
+        <w:drawing>
+          <wp:inline distT="0" distB="0" distL="114300" distR="114300">
+            <wp:extent cx="5276215" cy="881380"/>
+            <wp:effectExtent l="0" t="0" r="635" b="4445"/>
+            <wp:docPr id="36" name="图片 5"/>
+            <wp:cNvGraphicFramePr>
+              <a:graphicFrameLocks xmlns:a="http://schemas.openxmlformats.org/drawingml/2006/main" noChangeAspect="1"/>
+            </wp:cNvGraphicFramePr>
+            <a:graphic xmlns:a="http://schemas.openxmlformats.org/drawingml/2006/main">
+              <a:graphicData uri="http://schemas.openxmlformats.org/drawingml/2006/picture">
+                <pic:pic xmlns:pic="http://schemas.openxmlformats.org/drawingml/2006/picture">
+                  <pic:nvPicPr>
+                    <pic:cNvPr id="36" name="图片 5"/>
+                    <pic:cNvPicPr>
+                      <a:picLocks noChangeAspect="1"/>
+                    </pic:cNvPicPr>
+                  </pic:nvPicPr>
+                  <pic:blipFill>
+                    <a:blip r:embed="rId27"/>
+                    <a:stretch>
+                      <a:fillRect/>
+                    </a:stretch>
+                  </pic:blipFill>
+                  <pic:spPr>
+                    <a:xfrm>
+                      <a:off x="0" y="0"/>
+                      <a:ext cx="5276215" cy="881380"/>
+                    </a:xfrm>
+                    <a:prstGeom prst="rect">
+                      <a:avLst/>
+                    </a:prstGeom>
+                    <a:noFill/>
+                    <a:ln>
+                      <a:noFill/>
+                    </a:ln>
+                  </pic:spPr>
+                </pic:pic>
+              </a:graphicData>
+            </a:graphic>
+          </wp:inline>
+        </w:drawing>
+      </w:r>
     </w:p>
     <w:p>
       <w:pPr>
@@ -27392,7 +27646,7 @@
                     </pic:cNvPicPr>
                   </pic:nvPicPr>
                   <pic:blipFill>
-                    <a:blip r:embed="rId24"/>
+                    <a:blip r:embed="rId28"/>
                     <a:stretch>
                       <a:fillRect/>
                     </a:stretch>
@@ -27441,7 +27695,7 @@
                     </pic:cNvPicPr>
                   </pic:nvPicPr>
                   <pic:blipFill>
-                    <a:blip r:embed="rId25"/>
+                    <a:blip r:embed="rId29"/>
                     <a:stretch>
                       <a:fillRect/>
                     </a:stretch>
@@ -27553,25 +27807,17 @@
       <w:pPr>
         <w:spacing w:after="80" w:line="440" w:lineRule="exact"/>
         <w:ind w:firstLine="420"/>
-      </w:pPr>
-      <w:r>
         <w:rPr>
           <w:rFonts w:ascii="宋体" w:hAnsi="宋体" w:eastAsia="宋体"/>
           <w:sz w:val="24"/>
         </w:rPr>
+      </w:pPr>
+      <w:r>
+        <w:rPr>
+          <w:rFonts w:ascii="宋体" w:hAnsi="宋体" w:eastAsia="宋体"/>
+          <w:sz w:val="24"/>
+        </w:rPr>
         <w:t>测试步骤：</w:t>
-      </w:r>
-    </w:p>
-    <w:p>
-      <w:pPr>
-        <w:spacing w:after="40"/>
-      </w:pPr>
-      <w:r>
-        <w:rPr>
-          <w:rFonts w:ascii="宋体" w:hAnsi="宋体" w:eastAsia="宋体"/>
-          <w:sz w:val="24"/>
-        </w:rPr>
-        <w:t>1. 编写并发请求脚本，同时发起5个nslookup查询</w:t>
       </w:r>
     </w:p>
     <w:p>
@@ -27584,7 +27830,35 @@
           <w:rFonts w:ascii="宋体" w:hAnsi="宋体" w:eastAsia="宋体"/>
           <w:sz w:val="24"/>
         </w:rPr>
-        <w:t>2. 启动DNS中继服务器：./DnsRelay -d</w:t>
+        <w:t>1. 编写并发请求脚本，同时发起5个nslookup查询</w:t>
+      </w:r>
+    </w:p>
+    <w:p>
+      <w:pPr>
+        <w:spacing w:after="80" w:line="440" w:lineRule="exact"/>
+        <w:ind w:firstLine="420"/>
+      </w:pPr>
+      <w:r>
+        <w:rPr>
+          <w:rFonts w:ascii="宋体" w:hAnsi="宋体" w:eastAsia="宋体"/>
+          <w:sz w:val="24"/>
+        </w:rPr>
+        <w:t>2. 启动DNS中继服务器：</w:t>
+      </w:r>
+      <w:r>
+        <w:rPr>
+          <w:rFonts w:hint="eastAsia"/>
+          <w:sz w:val="24"/>
+          <w:lang w:val="en-US" w:eastAsia="zh-CN"/>
+        </w:rPr>
+        <w:t xml:space="preserve">sudo </w:t>
+      </w:r>
+      <w:r>
+        <w:rPr>
+          <w:rFonts w:ascii="宋体" w:hAnsi="宋体" w:eastAsia="宋体"/>
+          <w:sz w:val="24"/>
+        </w:rPr>
+        <w:t>./DnsRelay -d</w:t>
       </w:r>
     </w:p>
     <w:p>
@@ -27643,7 +27917,7 @@
                     </pic:cNvPicPr>
                   </pic:nvPicPr>
                   <pic:blipFill>
-                    <a:blip r:embed="rId26"/>
+                    <a:blip r:embed="rId30"/>
                     <a:stretch>
                       <a:fillRect/>
                     </a:stretch>
@@ -27692,7 +27966,7 @@
                     </pic:cNvPicPr>
                   </pic:nvPicPr>
                   <pic:blipFill>
-                    <a:blip r:embed="rId27"/>
+                    <a:blip r:embed="rId31"/>
                     <a:stretch>
                       <a:fillRect/>
                     </a:stretch>
@@ -27775,7 +28049,7 @@
                     </pic:cNvPicPr>
                   </pic:nvPicPr>
                   <pic:blipFill>
-                    <a:blip r:embed="rId28"/>
+                    <a:blip r:embed="rId32"/>
                     <a:stretch>
                       <a:fillRect/>
                     </a:stretch>
@@ -27841,7 +28115,7 @@
                     </pic:cNvPicPr>
                   </pic:nvPicPr>
                   <pic:blipFill>
-                    <a:blip r:embed="rId29"/>
+                    <a:blip r:embed="rId33"/>
                     <a:stretch>
                       <a:fillRect/>
                     </a:stretch>
@@ -27987,7 +28261,7 @@
                     </pic:cNvPicPr>
                   </pic:nvPicPr>
                   <pic:blipFill>
-                    <a:blip r:embed="rId30"/>
+                    <a:blip r:embed="rId34"/>
                     <a:stretch>
                       <a:fillRect/>
                     </a:stretch>
@@ -28239,8 +28513,6 @@
         </w:rPr>
         <w:t>测试步骤：</w:t>
       </w:r>
-      <w:bookmarkStart w:id="53" w:name="_GoBack"/>
-      <w:bookmarkEnd w:id="53"/>
     </w:p>
     <w:p>
       <w:pPr>
@@ -28378,7 +28650,7 @@
                     </pic:cNvPicPr>
                   </pic:nvPicPr>
                   <pic:blipFill>
-                    <a:blip r:embed="rId31"/>
+                    <a:blip r:embed="rId35"/>
                     <a:stretch>
                       <a:fillRect/>
                     </a:stretch>
@@ -28427,7 +28699,7 @@
                     </pic:cNvPicPr>
                   </pic:nvPicPr>
                   <pic:blipFill>
-                    <a:blip r:embed="rId32"/>
+                    <a:blip r:embed="rId36"/>
                     <a:stretch>
                       <a:fillRect/>
                     </a:stretch>
@@ -28514,7 +28786,7 @@
                     </pic:cNvPicPr>
                   </pic:nvPicPr>
                   <pic:blipFill>
-                    <a:blip r:embed="rId33"/>
+                    <a:blip r:embed="rId37"/>
                     <a:srcRect l="2821" t="-8395" r="23700"/>
                     <a:stretch>
                       <a:fillRect/>
@@ -28698,7 +28970,7 @@
                     </pic:cNvPicPr>
                   </pic:nvPicPr>
                   <pic:blipFill>
-                    <a:blip r:embed="rId34"/>
+                    <a:blip r:embed="rId38"/>
                     <a:stretch>
                       <a:fillRect/>
                     </a:stretch>
@@ -28854,7 +29126,7 @@
                     </pic:cNvPicPr>
                   </pic:nvPicPr>
                   <pic:blipFill>
-                    <a:blip r:embed="rId35"/>
+                    <a:blip r:embed="rId39"/>
                     <a:stretch>
                       <a:fillRect/>
                     </a:stretch>
@@ -29080,7 +29352,7 @@
                     </pic:cNvPicPr>
                   </pic:nvPicPr>
                   <pic:blipFill>
-                    <a:blip r:embed="rId36"/>
+                    <a:blip r:embed="rId40"/>
                     <a:stretch>
                       <a:fillRect/>
                     </a:stretch>
@@ -29138,7 +29410,7 @@
                     </pic:cNvPicPr>
                   </pic:nvPicPr>
                   <pic:blipFill>
-                    <a:blip r:embed="rId37"/>
+                    <a:blip r:embed="rId41"/>
                     <a:stretch>
                       <a:fillRect/>
                     </a:stretch>
@@ -29179,7 +29451,22 @@
           <w:rFonts w:hint="eastAsia" w:ascii="宋体" w:hAnsi="宋体" w:eastAsia="宋体"/>
           <w:sz w:val="24"/>
         </w:rPr>
-        <w:t>构造4类异常DNS报文发送至服务器：报文长度&lt;12字节、&gt;512字节、qcount&gt;1、OPCODE=IQUERY。其中&lt;12字节和&gt;512字节触发 pack_deserialize() 大小校验异常，报文被静默丢弃；qcount&gt;1和IQUERY触发 pack_try_response_local() 分支判断，返回 RCODE=4（NOTIMP）。4项测试均符合预期，服务器未崩溃。</w:t>
+        <w:t xml:space="preserve">构造4类异常DNS报文发送至服务器：报文长度&lt;12字节、&gt;512字节、qcount&gt;1、OPCODE=IQUERY。其中&lt;12字节和&gt;512字节触发 pack_deserialize() 大小校验异常，报文被静默丢弃；qcount&gt;1和IQUERY触发 </w:t>
+      </w:r>
+      <w:r>
+        <w:rPr>
+          <w:rFonts w:hint="eastAsia"/>
+          <w:sz w:val="24"/>
+          <w:lang w:val="en-US" w:eastAsia="zh-CN"/>
+        </w:rPr>
+        <w:t xml:space="preserve">   </w:t>
+      </w:r>
+      <w:r>
+        <w:rPr>
+          <w:rFonts w:hint="eastAsia" w:ascii="宋体" w:hAnsi="宋体" w:eastAsia="宋体"/>
+          <w:sz w:val="24"/>
+        </w:rPr>
+        <w:t>pack_try_response_local() 分支判断，返回 RCODE=4（NOTIMP）。4项测试均符合预期，服务器未崩溃。</w:t>
       </w:r>
       <w:bookmarkEnd w:id="44"/>
     </w:p>
@@ -29912,7 +30199,7 @@
           <w:rFonts w:hint="eastAsia"/>
           <w:lang w:val="en-US" w:eastAsia="zh-CN"/>
         </w:rPr>
-        <w:t xml:space="preserve">解决方案：server.c中server_config_parser在解析每个上游IP时调用，通过 validate_ipstr() 函数对上游IP进行校验，拒绝回环地址。检测到非法配置时调用 ex_throw 标记错误，使config_load_file返回失败，服务器拒绝启动。 </w:t>
+        <w:t xml:space="preserve">解决方案：server.c中server_config_parser在解析每个上游IP时调用，通过validate_ipstr() 函数对上游IP进行校验，拒绝回环地址。检测到非法配置时调用 ex_throw 标记错误，使config_load_file返回失败，服务器拒绝启动。 </w:t>
       </w:r>
     </w:p>
     <w:p>
@@ -30285,7 +30572,7 @@
           <w:rFonts w:ascii="宋体" w:hAnsi="宋体" w:eastAsia="宋体"/>
           <w:sz w:val="24"/>
         </w:rPr>
-        <w:t>[CNAME,A,A]。当同样的查询再次到来时，系统只需要按问题三元组查缓存，就能直接命中这一整组结果，而不需要再去分析其中的 CNAME 跳转关系。</w:t>
+        <w:t>[CNAME,A,A]。当同样的查询再次到来时，系统只需要按问题三元组查缓存，就能直接命中这一整组结果，而不需要再去分析其中的 CNAME跳转关系。</w:t>
       </w:r>
     </w:p>
     <w:p>
@@ -30306,7 +30593,7 @@
           <w:rFonts w:ascii="宋体" w:hAnsi="宋体" w:eastAsia="宋体"/>
           <w:sz w:val="24"/>
         </w:rPr>
-        <w:t>解决了CNAME 链式响应下由于查询键/资源记录键不一致</w:t>
+        <w:t>解决了CNAME链式响应下由于查询键/资源记录键不一致</w:t>
       </w:r>
       <w:r>
         <w:rPr>
@@ -30336,7 +30623,7 @@
           <w:rFonts w:ascii="宋体" w:hAnsi="宋体" w:eastAsia="宋体"/>
           <w:sz w:val="24"/>
         </w:rPr>
-        <w:t>缓存语义更加符合 DNS 查询本身，一个问题对应一个完整结果集</w:t>
+        <w:t>缓存语义更加符合DNS查询本身，一个问题对应一个完整结果集</w:t>
       </w:r>
       <w:r>
         <w:rPr>
@@ -30825,8 +31112,9 @@
           <w:numId w:val="0"/>
         </w:numPr>
         <w:spacing w:after="80" w:line="440" w:lineRule="exact"/>
-        <w:rPr>
-          <w:rFonts w:hint="default"/>
+        <w:ind w:firstLine="480" w:firstLineChars="200"/>
+        <w:rPr>
+          <w:rFonts w:hint="eastAsia"/>
           <w:sz w:val="24"/>
           <w:lang w:val="en-US" w:eastAsia="zh-CN"/>
         </w:rPr>
@@ -30837,7 +31125,7 @@
           <w:sz w:val="24"/>
           <w:lang w:val="en-US" w:eastAsia="zh-CN"/>
         </w:rPr>
-        <w:t>会话管理模块采用HashMap+LazyHeap双索引结构：HashMap以relay_id为键实现O(1)的响应匹配，LazyHeap以timestamp为优先级维护最小堆用于超时检测。当session_wait更新timestamp时，采用"懒删除+重新入队"而非原地修改堆元素，避免了显式堆调整。session_open时深拷贝中继包到RelayInfo，确保重传时持有独立的包副本。调用者（正常路径在 handle_dns_packet 中，超时路径在 do_handle_timeout 中）负责释放 relay_id 后再关闭会话，生命周期清晰可控。整个会话管理模块无锁设计，仅由主线程访问，避免了并发复杂度。</w:t>
+        <w:t>会话管理模块采用HashMap+LazyHeap双索引结构：HashMap以relay_id为键实现O(1)的响应匹配，LazyHeap以timestamp为优先级维护最小堆用于超时检测。当session_wait更新timestamp时，采用"懒删除+重新入队"而非原地修改堆元素，避免了显式堆调整。session_open时深拷贝中继包到RelayInfo，确保重传时持有独立的包副本。调用者（正常路径在handle_dns_packet中，超时路径在do_handle_timeout中）负责释放 relay_id 后再关闭会话，生命周期清晰可控。整个会话管理模块无锁设计，仅由主线程访问，避免了并发复杂度。</w:t>
       </w:r>
     </w:p>
     <w:p>

--- a/docs/report/实验报告.docx
+++ b/docs/report/实验报告.docx
@@ -858,7 +858,7 @@
           </w:tblCellMar>
         </w:tblPrEx>
         <w:trPr>
-          <w:trHeight w:val="90" w:hRule="atLeast"/>
+          <w:trHeight w:val="391" w:hRule="atLeast"/>
         </w:trPr>
         <w:tc>
           <w:tcPr>
@@ -1033,7 +1033,7 @@
           </w:tblCellMar>
         </w:tblPrEx>
         <w:trPr>
-          <w:trHeight w:val="2108" w:hRule="atLeast"/>
+          <w:trHeight w:val="2444" w:hRule="atLeast"/>
         </w:trPr>
         <w:tc>
           <w:tcPr>
@@ -1043,9 +1043,22 @@
           </w:tcPr>
           <w:p>
             <w:pPr>
+              <w:keepNext w:val="0"/>
+              <w:keepLines w:val="0"/>
+              <w:pageBreakBefore w:val="0"/>
               <w:widowControl/>
-              <w:spacing w:line="320" w:lineRule="exact"/>
+              <w:kinsoku/>
+              <w:wordWrap/>
+              <w:overflowPunct/>
+              <w:topLinePunct w:val="0"/>
+              <w:autoSpaceDE/>
+              <w:autoSpaceDN/>
+              <w:bidi w:val="0"/>
+              <w:adjustRightInd/>
+              <w:snapToGrid/>
+              <w:spacing w:after="0" w:line="320" w:lineRule="exact"/>
               <w:jc w:val="center"/>
+              <w:textAlignment w:val="auto"/>
               <w:rPr>
                 <w:rFonts w:hint="eastAsia" w:ascii="幼圆" w:eastAsia="幼圆"/>
                 <w:b/>
@@ -1067,9 +1080,22 @@
           </w:p>
           <w:p>
             <w:pPr>
+              <w:keepNext w:val="0"/>
+              <w:keepLines w:val="0"/>
+              <w:pageBreakBefore w:val="0"/>
               <w:widowControl/>
-              <w:spacing w:line="320" w:lineRule="exact"/>
+              <w:kinsoku/>
+              <w:wordWrap/>
+              <w:overflowPunct/>
+              <w:topLinePunct w:val="0"/>
+              <w:autoSpaceDE/>
+              <w:autoSpaceDN/>
+              <w:bidi w:val="0"/>
+              <w:adjustRightInd/>
+              <w:snapToGrid/>
+              <w:spacing w:after="0" w:line="320" w:lineRule="exact"/>
               <w:jc w:val="center"/>
+              <w:textAlignment w:val="auto"/>
               <w:rPr>
                 <w:rFonts w:hint="eastAsia" w:ascii="幼圆" w:eastAsia="幼圆"/>
                 <w:b/>
@@ -1091,9 +1117,22 @@
           </w:p>
           <w:p>
             <w:pPr>
+              <w:keepNext w:val="0"/>
+              <w:keepLines w:val="0"/>
+              <w:pageBreakBefore w:val="0"/>
               <w:widowControl/>
-              <w:spacing w:line="320" w:lineRule="exact"/>
+              <w:kinsoku/>
+              <w:wordWrap/>
+              <w:overflowPunct/>
+              <w:topLinePunct w:val="0"/>
+              <w:autoSpaceDE/>
+              <w:autoSpaceDN/>
+              <w:bidi w:val="0"/>
+              <w:adjustRightInd/>
+              <w:snapToGrid/>
+              <w:spacing w:after="0" w:line="320" w:lineRule="exact"/>
               <w:jc w:val="center"/>
+              <w:textAlignment w:val="auto"/>
               <w:rPr>
                 <w:rFonts w:hint="eastAsia" w:ascii="幼圆" w:eastAsia="幼圆"/>
                 <w:b/>
@@ -1115,9 +1154,22 @@
           </w:p>
           <w:p>
             <w:pPr>
+              <w:keepNext w:val="0"/>
+              <w:keepLines w:val="0"/>
+              <w:pageBreakBefore w:val="0"/>
               <w:widowControl/>
-              <w:spacing w:line="320" w:lineRule="exact"/>
+              <w:kinsoku/>
+              <w:wordWrap/>
+              <w:overflowPunct/>
+              <w:topLinePunct w:val="0"/>
+              <w:autoSpaceDE/>
+              <w:autoSpaceDN/>
+              <w:bidi w:val="0"/>
+              <w:adjustRightInd/>
+              <w:snapToGrid/>
+              <w:spacing w:after="0" w:line="320" w:lineRule="exact"/>
               <w:jc w:val="center"/>
+              <w:textAlignment w:val="auto"/>
               <w:rPr>
                 <w:rFonts w:hint="eastAsia" w:ascii="幼圆" w:hAnsi="宋体" w:eastAsia="幼圆"/>
                 <w:b/>
@@ -1139,9 +1191,22 @@
           </w:p>
           <w:p>
             <w:pPr>
+              <w:keepNext w:val="0"/>
+              <w:keepLines w:val="0"/>
+              <w:pageBreakBefore w:val="0"/>
               <w:widowControl/>
-              <w:spacing w:line="320" w:lineRule="exact"/>
+              <w:kinsoku/>
+              <w:wordWrap/>
+              <w:overflowPunct/>
+              <w:topLinePunct w:val="0"/>
+              <w:autoSpaceDE/>
+              <w:autoSpaceDN/>
+              <w:bidi w:val="0"/>
+              <w:adjustRightInd/>
+              <w:snapToGrid/>
+              <w:spacing w:after="0" w:line="320" w:lineRule="exact"/>
               <w:jc w:val="center"/>
+              <w:textAlignment w:val="auto"/>
               <w:rPr>
                 <w:rFonts w:hint="eastAsia" w:ascii="幼圆" w:hAnsi="宋体" w:eastAsia="幼圆"/>
                 <w:b/>
@@ -1161,9 +1226,22 @@
           </w:p>
           <w:p>
             <w:pPr>
+              <w:keepNext w:val="0"/>
+              <w:keepLines w:val="0"/>
+              <w:pageBreakBefore w:val="0"/>
               <w:widowControl/>
-              <w:spacing w:line="320" w:lineRule="exact"/>
+              <w:kinsoku/>
+              <w:wordWrap/>
+              <w:overflowPunct/>
+              <w:topLinePunct w:val="0"/>
+              <w:autoSpaceDE/>
+              <w:autoSpaceDN/>
+              <w:bidi w:val="0"/>
+              <w:adjustRightInd/>
+              <w:snapToGrid/>
+              <w:spacing w:after="0" w:line="320" w:lineRule="exact"/>
               <w:jc w:val="center"/>
+              <w:textAlignment w:val="auto"/>
               <w:rPr>
                 <w:rFonts w:hint="eastAsia" w:ascii="幼圆" w:hAnsi="宋体" w:eastAsia="幼圆"/>
                 <w:b/>
@@ -1204,7 +1282,7 @@
               <w:bidi w:val="0"/>
               <w:adjustRightInd/>
               <w:snapToGrid/>
-              <w:spacing w:after="100" w:line="192" w:lineRule="auto"/>
+              <w:spacing w:after="0" w:line="240" w:lineRule="auto"/>
               <w:ind w:firstLine="360" w:firstLineChars="200"/>
               <w:textAlignment w:val="auto"/>
               <w:rPr>
@@ -1248,7 +1326,7 @@
                 <w:szCs w:val="18"/>
                 <w:lang w:val="en-US" w:eastAsia="zh-CN"/>
               </w:rPr>
-              <w:t>通过设计并实现一个完整的DNS中继服务器，深入理解DNS协议的工作原理（包括报文格式、域名解析流程等），掌握UDP Socket编程、并发处理、缓存管理、超时重传等核心技术，培养系统设计与调试能力，提升工程规范意识与团队协作能力。</w:t>
+              <w:t>设计并实现一个完整的DNS中继服务器，深入理解DNS协议的工作原理，掌握UDP Socket编程、并发处理、缓存管理、超时重传等核心技术，培养系统设计与调试能力，提升工程规范意识与团队协作能力。</w:t>
             </w:r>
           </w:p>
           <w:p>
@@ -1266,7 +1344,7 @@
               <w:bidi w:val="0"/>
               <w:adjustRightInd/>
               <w:snapToGrid/>
-              <w:spacing w:after="100" w:line="192" w:lineRule="auto"/>
+              <w:spacing w:after="0" w:line="240" w:lineRule="auto"/>
               <w:ind w:firstLine="360" w:firstLineChars="200"/>
               <w:textAlignment w:val="auto"/>
               <w:rPr>
@@ -1301,7 +1379,7 @@
                 <w:szCs w:val="18"/>
                 <w:lang w:val="en-US" w:eastAsia="zh-CN"/>
               </w:rPr>
-              <w:t>实现一个符合RFC 1035标准的DNS中继服务器，支持本地域名映射、不良网站拦截（0.0.0.0）以及向因特网DNS服务器的中继转发</w:t>
+              <w:t>实现一个符合RFC 1035标准的DNS中继服务器，支持本地域名映射、不良网站拦截以及向因特网DNS服务器的中继转发</w:t>
             </w:r>
             <w:r>
               <w:rPr>
@@ -1319,7 +1397,25 @@
                 <w:szCs w:val="18"/>
                 <w:lang w:val="en-US" w:eastAsia="zh-CN"/>
               </w:rPr>
-              <w:t>支持多客户端并发查询，正确处理DNS报文ID转换，确保请求与响应的正确匹配</w:t>
+              <w:t>支持多客户端并发查询，正确处理DNS报文ID转换</w:t>
+            </w:r>
+            <w:r>
+              <w:rPr>
+                <w:rFonts w:hint="eastAsia" w:ascii="幼圆" w:eastAsia="幼圆"/>
+                <w:sz w:val="18"/>
+                <w:szCs w:val="18"/>
+                <w:lang w:val="en-US" w:eastAsia="zh-CN"/>
+              </w:rPr>
+              <w:t>、</w:t>
+            </w:r>
+            <w:r>
+              <w:rPr>
+                <w:rFonts w:hint="default" w:ascii="幼圆" w:eastAsia="幼圆"/>
+                <w:sz w:val="18"/>
+                <w:szCs w:val="18"/>
+                <w:lang w:val="en-US" w:eastAsia="zh-CN"/>
+              </w:rPr>
+              <w:t>请求与响应的正确匹配</w:t>
             </w:r>
             <w:r>
               <w:rPr>
@@ -1337,25 +1433,7 @@
                 <w:szCs w:val="18"/>
                 <w:lang w:val="en-US" w:eastAsia="zh-CN"/>
               </w:rPr>
-              <w:t>设计并实现DNS缓存</w:t>
-            </w:r>
-            <w:r>
-              <w:rPr>
-                <w:rFonts w:hint="eastAsia" w:ascii="幼圆" w:eastAsia="幼圆"/>
-                <w:sz w:val="18"/>
-                <w:szCs w:val="18"/>
-                <w:lang w:val="en-US" w:eastAsia="zh-CN"/>
-              </w:rPr>
-              <w:t>，</w:t>
-            </w:r>
-            <w:r>
-              <w:rPr>
-                <w:rFonts w:hint="default" w:ascii="幼圆" w:eastAsia="幼圆"/>
-                <w:sz w:val="18"/>
-                <w:szCs w:val="18"/>
-                <w:lang w:val="en-US" w:eastAsia="zh-CN"/>
-              </w:rPr>
-              <w:t>提高解析效率</w:t>
+              <w:t>设计实现DNS缓存</w:t>
             </w:r>
             <w:r>
               <w:rPr>
@@ -1373,7 +1451,7 @@
                 <w:szCs w:val="18"/>
                 <w:lang w:val="en-US" w:eastAsia="zh-CN"/>
               </w:rPr>
-              <w:t>实现超时重试机制，处理UDP不可靠性带来的丢包问题</w:t>
+              <w:t>实现超时重试机制，处理UDP不可靠带来的丢包问题</w:t>
             </w:r>
             <w:r>
               <w:rPr>
@@ -1391,7 +1469,7 @@
                 <w:szCs w:val="18"/>
                 <w:lang w:val="en-US" w:eastAsia="zh-CN"/>
               </w:rPr>
-              <w:t>提供命令行参数与配置文件两种配置方式，支持多上游服务器轮询负载均衡</w:t>
+              <w:t>提供命令行参数与配置文件两种配置方式，支持多上游服务器轮询</w:t>
             </w:r>
             <w:r>
               <w:rPr>
@@ -1409,7 +1487,7 @@
                 <w:szCs w:val="18"/>
                 <w:lang w:val="en-US" w:eastAsia="zh-CN"/>
               </w:rPr>
-              <w:t>代码结构清晰，模块化分层合理，符合工程规范，具备良好的可读性和可维护性</w:t>
+              <w:t>代码结构清晰，模块化分层合理，符合工程规范，具备可读性可维护性</w:t>
             </w:r>
             <w:r>
               <w:rPr>
@@ -1436,7 +1514,7 @@
               <w:bidi w:val="0"/>
               <w:adjustRightInd/>
               <w:snapToGrid/>
-              <w:spacing w:after="100" w:line="192" w:lineRule="auto"/>
+              <w:spacing w:after="0" w:line="240" w:lineRule="auto"/>
               <w:ind w:firstLine="360" w:firstLineChars="200"/>
               <w:textAlignment w:val="auto"/>
               <w:rPr>
@@ -1471,7 +1549,7 @@
                 <w:szCs w:val="18"/>
                 <w:lang w:val="en-US" w:eastAsia="zh-CN"/>
               </w:rPr>
-              <w:t>采用C语言，在Linux操作系统下使用GCC编译，基于POSIX Socket API进行网络编程</w:t>
+              <w:t>C语言，在Linux系统下使用GCC编译，基于POSIX Socket API进行网络编程</w:t>
             </w:r>
             <w:r>
               <w:rPr>
@@ -1489,25 +1567,7 @@
                 <w:szCs w:val="18"/>
                 <w:lang w:val="en-US" w:eastAsia="zh-CN"/>
               </w:rPr>
-              <w:t>使用nslookup、ping、自定义并发脚本以及Wireshark抓包进行功能测试和异常报文测试</w:t>
-            </w:r>
-            <w:r>
-              <w:rPr>
-                <w:rFonts w:hint="eastAsia" w:ascii="幼圆" w:eastAsia="幼圆"/>
-                <w:sz w:val="18"/>
-                <w:szCs w:val="18"/>
-                <w:lang w:val="en-US" w:eastAsia="zh-CN"/>
-              </w:rPr>
-              <w:t>等等</w:t>
-            </w:r>
-            <w:r>
-              <w:rPr>
-                <w:rFonts w:hint="default" w:ascii="幼圆" w:eastAsia="幼圆"/>
-                <w:sz w:val="18"/>
-                <w:szCs w:val="18"/>
-                <w:lang w:val="en-US" w:eastAsia="zh-CN"/>
-              </w:rPr>
-              <w:t>。</w:t>
+              <w:t>使用nslookup、ping、自定义并发脚本以及Wireshark抓包进行测试。</w:t>
             </w:r>
           </w:p>
           <w:p>
@@ -1525,16 +1585,18 @@
               <w:bidi w:val="0"/>
               <w:adjustRightInd/>
               <w:snapToGrid/>
-              <w:spacing w:after="100" w:line="192" w:lineRule="auto"/>
+              <w:spacing w:after="0" w:line="240" w:lineRule="auto"/>
               <w:ind w:firstLine="360" w:firstLineChars="200"/>
               <w:textAlignment w:val="auto"/>
               <w:rPr>
-                <w:rFonts w:hint="default" w:ascii="幼圆" w:eastAsia="幼圆"/>
+                <w:rFonts w:hint="eastAsia" w:ascii="幼圆" w:eastAsia="幼圆"/>
                 <w:sz w:val="18"/>
                 <w:szCs w:val="18"/>
                 <w:lang w:val="en-US" w:eastAsia="zh-CN"/>
               </w:rPr>
             </w:pPr>
+            <w:bookmarkStart w:id="53" w:name="_GoBack"/>
+            <w:bookmarkEnd w:id="53"/>
             <w:r>
               <w:rPr>
                 <w:rFonts w:hint="eastAsia" w:ascii="幼圆" w:eastAsia="幼圆"/>
@@ -1562,6 +1624,32 @@
               </w:rPr>
               <w:t>负责整体架构和接口设计、dns层开发、测试；</w:t>
             </w:r>
+          </w:p>
+          <w:p>
+            <w:pPr>
+              <w:keepNext w:val="0"/>
+              <w:keepLines w:val="0"/>
+              <w:pageBreakBefore w:val="0"/>
+              <w:widowControl/>
+              <w:kinsoku/>
+              <w:wordWrap/>
+              <w:overflowPunct/>
+              <w:topLinePunct w:val="0"/>
+              <w:autoSpaceDE/>
+              <w:autoSpaceDN/>
+              <w:bidi w:val="0"/>
+              <w:adjustRightInd/>
+              <w:snapToGrid/>
+              <w:spacing w:after="0" w:line="240" w:lineRule="auto"/>
+              <w:ind w:firstLine="360" w:firstLineChars="200"/>
+              <w:textAlignment w:val="auto"/>
+              <w:rPr>
+                <w:rFonts w:hint="eastAsia" w:ascii="幼圆" w:eastAsia="幼圆"/>
+                <w:sz w:val="18"/>
+                <w:szCs w:val="18"/>
+                <w:lang w:val="en-US" w:eastAsia="zh-CN"/>
+              </w:rPr>
+            </w:pPr>
             <w:r>
               <w:rPr>
                 <w:rFonts w:hint="default" w:ascii="幼圆" w:eastAsia="幼圆"/>
@@ -1652,6 +1740,32 @@
               </w:rPr>
               <w:t>代码编写、测试；</w:t>
             </w:r>
+          </w:p>
+          <w:p>
+            <w:pPr>
+              <w:keepNext w:val="0"/>
+              <w:keepLines w:val="0"/>
+              <w:pageBreakBefore w:val="0"/>
+              <w:widowControl/>
+              <w:kinsoku/>
+              <w:wordWrap/>
+              <w:overflowPunct/>
+              <w:topLinePunct w:val="0"/>
+              <w:autoSpaceDE/>
+              <w:autoSpaceDN/>
+              <w:bidi w:val="0"/>
+              <w:adjustRightInd/>
+              <w:snapToGrid/>
+              <w:spacing w:after="0" w:line="240" w:lineRule="auto"/>
+              <w:ind w:firstLine="360" w:firstLineChars="200"/>
+              <w:textAlignment w:val="auto"/>
+              <w:rPr>
+                <w:rFonts w:hint="default" w:ascii="幼圆" w:eastAsia="幼圆"/>
+                <w:sz w:val="18"/>
+                <w:szCs w:val="18"/>
+                <w:lang w:val="en-US" w:eastAsia="zh-CN"/>
+              </w:rPr>
+            </w:pPr>
             <w:r>
               <w:rPr>
                 <w:rFonts w:hint="default" w:ascii="幼圆" w:eastAsia="幼圆"/>
@@ -1709,7 +1823,7 @@
           </w:tblCellMar>
         </w:tblPrEx>
         <w:trPr>
-          <w:trHeight w:val="90" w:hRule="atLeast"/>
+          <w:trHeight w:val="646" w:hRule="atLeast"/>
         </w:trPr>
         <w:tc>
           <w:tcPr>
@@ -1786,7 +1900,7 @@
           </w:tblCellMar>
         </w:tblPrEx>
         <w:trPr>
-          <w:trHeight w:val="90" w:hRule="atLeast"/>
+          <w:trHeight w:val="92" w:hRule="atLeast"/>
         </w:trPr>
         <w:tc>
           <w:tcPr>
@@ -2081,11 +2195,32 @@
           <w:p>
             <w:pPr>
               <w:widowControl/>
+              <w:spacing w:line="320" w:lineRule="exact"/>
+              <w:rPr>
+                <w:rFonts w:hint="eastAsia" w:ascii="幼圆" w:hAnsi="宋体" w:eastAsia="幼圆"/>
+                <w:szCs w:val="21"/>
+              </w:rPr>
+            </w:pPr>
+          </w:p>
+          <w:p>
+            <w:pPr>
+              <w:widowControl/>
+              <w:spacing w:line="320" w:lineRule="exact"/>
+              <w:ind w:firstLine="2880" w:firstLineChars="1200"/>
+              <w:rPr>
+                <w:rFonts w:hint="eastAsia" w:ascii="幼圆" w:hAnsi="宋体" w:eastAsia="幼圆"/>
+                <w:szCs w:val="21"/>
+              </w:rPr>
+            </w:pPr>
+          </w:p>
+          <w:p>
+            <w:pPr>
+              <w:widowControl/>
               <w:spacing w:line="240" w:lineRule="exact"/>
               <w:ind w:firstLine="4320" w:firstLineChars="1800"/>
               <w:rPr>
                 <w:rFonts w:hint="eastAsia" w:ascii="幼圆" w:hAnsi="宋体" w:eastAsia="幼圆"/>
-                <w:szCs w:val="21"/>
+                <w:sz w:val="24"/>
               </w:rPr>
             </w:pPr>
             <w:r>
@@ -2095,17 +2230,6 @@
               </w:rPr>
               <w:t xml:space="preserve">指导教师签名：             </w:t>
             </w:r>
-          </w:p>
-          <w:p>
-            <w:pPr>
-              <w:widowControl/>
-              <w:spacing w:line="240" w:lineRule="exact"/>
-              <w:ind w:firstLine="4560" w:firstLineChars="1900"/>
-              <w:rPr>
-                <w:rFonts w:hint="eastAsia" w:ascii="幼圆" w:hAnsi="宋体" w:eastAsia="幼圆"/>
-                <w:sz w:val="24"/>
-              </w:rPr>
-            </w:pPr>
             <w:r>
               <w:rPr>
                 <w:rFonts w:hint="eastAsia" w:ascii="幼圆" w:hAnsi="宋体" w:eastAsia="幼圆"/>
@@ -2209,8 +2333,6 @@
             <w:ind w:left="0" w:leftChars="0" w:right="0" w:rightChars="0" w:firstLine="0" w:firstLineChars="0"/>
             <w:jc w:val="center"/>
           </w:pPr>
-          <w:bookmarkStart w:id="53" w:name="_GoBack"/>
-          <w:bookmarkEnd w:id="53"/>
         </w:p>
         <w:p>
           <w:pPr>
@@ -5602,6 +5724,12 @@
             <w:insideH w:val="single" w:color="auto" w:sz="4" w:space="0"/>
             <w:insideV w:val="single" w:color="auto" w:sz="4" w:space="0"/>
           </w:tblBorders>
+          <w:tblCellMar>
+            <w:top w:w="0" w:type="dxa"/>
+            <w:left w:w="108" w:type="dxa"/>
+            <w:bottom w:w="0" w:type="dxa"/>
+            <w:right w:w="108" w:type="dxa"/>
+          </w:tblCellMar>
         </w:tblPrEx>
         <w:tc>
           <w:tcPr>
@@ -8618,8 +8746,8 @@
           <w:lang w:eastAsia="zh-CN"/>
         </w:rPr>
       </w:pPr>
-      <w:bookmarkStart w:id="12" w:name="_Toc3811"/>
-      <w:bookmarkStart w:id="13" w:name="_Toc16155"/>
+      <w:bookmarkStart w:id="12" w:name="_Toc16155"/>
+      <w:bookmarkStart w:id="13" w:name="_Toc3811"/>
       <w:r>
         <w:rPr>
           <w:rFonts w:hint="eastAsia"/>
@@ -11974,12 +12102,6 @@
             <w:insideH w:val="single" w:color="auto" w:sz="4" w:space="0"/>
             <w:insideV w:val="single" w:color="auto" w:sz="4" w:space="0"/>
           </w:tblBorders>
-          <w:tblCellMar>
-            <w:top w:w="0" w:type="dxa"/>
-            <w:left w:w="108" w:type="dxa"/>
-            <w:bottom w:w="0" w:type="dxa"/>
-            <w:right w:w="108" w:type="dxa"/>
-          </w:tblCellMar>
         </w:tblPrEx>
         <w:tc>
           <w:tcPr>
@@ -23896,8 +24018,8 @@
           <w:lang w:eastAsia="zh-CN"/>
         </w:rPr>
       </w:pPr>
-      <w:bookmarkStart w:id="34" w:name="_Toc23201"/>
-      <w:bookmarkStart w:id="35" w:name="_Toc32740"/>
+      <w:bookmarkStart w:id="34" w:name="_Toc32740"/>
+      <w:bookmarkStart w:id="35" w:name="_Toc23201"/>
       <w:r>
         <w:rPr>
           <w:rFonts w:ascii="宋体" w:hAnsi="宋体" w:eastAsia="宋体"/>
